--- a/course/Schedule.docx
+++ b/course/Schedule.docx
@@ -35,7 +35,10 @@
         <w:br/>
         <w:t>meeting is August 27 (the originally scheduled August 25 meeting is</w:t>
         <w:br/>
+        <w:t>cancelled).</w:t>
       </w:r>
+    </w:p>
+    <w:p>
       <w:r>
         <w:rPr>
           <w:b/>
@@ -77,9 +80,21 @@
     </w:p>
     <w:p>
       <w:r>
-        <w:t>cancelled). The planned section final examination is December 10;</w:t>
+        <w:rPr>
+          <w:b/>
+        </w:rPr>
+        <w:t>September 8 and 10 closure.</w:t>
+      </w:r>
+      <w:r>
+        <w:t xml:space="preserve"> Classes were cancelled on September 8 and</w:t>
         <w:br/>
-        <w:t>December 15 is reserved for feedback and post-final discussions.</w:t>
+        <w:t>September 10, 2026. Every meeting from September 15 onward carries the</w:t>
+        <w:br/>
+        <w:t>content originally planned one week earlier, and the two end-of-term</w:t>
+        <w:br/>
+        <w:t>review/TBD-lab sessions (with Labs 18 and 19) were removed so the section</w:t>
+        <w:br/>
+        <w:t>final stays on December 10.</w:t>
       </w:r>
     </w:p>
     <w:tbl>
@@ -468,7 +483,7 @@
           </w:tcPr>
           <w:p>
             <w:r>
-              <w:t>Module 3: Organic Molecules</w:t>
+              <w:t>No Class</w:t>
             </w:r>
           </w:p>
         </w:tc>
@@ -478,7 +493,7 @@
           </w:tcPr>
           <w:p>
             <w:r>
-              <w:t>Lab 4: Liquid Chemistry</w:t>
+              <w:t>—</w:t>
             </w:r>
           </w:p>
         </w:tc>
@@ -488,7 +503,7 @@
           </w:tcPr>
           <w:p>
             <w:r>
-              <w:t>Ch. 3</w:t>
+              <w:t>—</w:t>
             </w:r>
           </w:p>
         </w:tc>
@@ -497,7 +512,9 @@
             <w:tcW w:type="dxa" w:w="1080"/>
           </w:tcPr>
           <w:p>
-            <w:r/>
+            <w:r>
+              <w:t>Campus closure; content moved to 9/15</w:t>
+            </w:r>
           </w:p>
         </w:tc>
       </w:tr>
@@ -548,7 +565,7 @@
           </w:tcPr>
           <w:p>
             <w:r>
-              <w:t>Module 4: Cells</w:t>
+              <w:t>No Class</w:t>
             </w:r>
           </w:p>
         </w:tc>
@@ -558,7 +575,7 @@
           </w:tcPr>
           <w:p>
             <w:r>
-              <w:t>Lab 5: Viewing Life</w:t>
+              <w:t>—</w:t>
             </w:r>
           </w:p>
         </w:tc>
@@ -568,7 +585,7 @@
           </w:tcPr>
           <w:p>
             <w:r>
-              <w:t>Ch. 4</w:t>
+              <w:t>—</w:t>
             </w:r>
           </w:p>
         </w:tc>
@@ -577,7 +594,9 @@
             <w:tcW w:type="dxa" w:w="1080"/>
           </w:tcPr>
           <w:p>
-            <w:r/>
+            <w:r>
+              <w:t>Campus closure; content moved to 9/17</w:t>
+            </w:r>
           </w:p>
         </w:tc>
       </w:tr>
@@ -628,7 +647,7 @@
           </w:tcPr>
           <w:p>
             <w:r>
-              <w:t>Module 5: Membranes</w:t>
+              <w:t>Module 3: Organic Molecules</w:t>
             </w:r>
           </w:p>
         </w:tc>
@@ -638,7 +657,7 @@
           </w:tcPr>
           <w:p>
             <w:r>
-              <w:t>Lab 6: Metabolism</w:t>
+              <w:t>Lab 4: Liquid Chemistry</w:t>
             </w:r>
           </w:p>
         </w:tc>
@@ -648,7 +667,7 @@
           </w:tcPr>
           <w:p>
             <w:r>
-              <w:t>Ch. 5</w:t>
+              <w:t>Ch. 3</w:t>
             </w:r>
           </w:p>
         </w:tc>
@@ -708,7 +727,7 @@
           </w:tcPr>
           <w:p>
             <w:r>
-              <w:t>Module 6: Metabolism</w:t>
+              <w:t>Module 4: Cells</w:t>
             </w:r>
           </w:p>
         </w:tc>
@@ -718,7 +737,7 @@
           </w:tcPr>
           <w:p>
             <w:r>
-              <w:t>Lab 7: Molecular Genetics</w:t>
+              <w:t>Lab 5: Viewing Life</w:t>
             </w:r>
           </w:p>
         </w:tc>
@@ -728,7 +747,7 @@
           </w:tcPr>
           <w:p>
             <w:r>
-              <w:t>Chs. 6–8</w:t>
+              <w:t>Ch. 4</w:t>
             </w:r>
           </w:p>
         </w:tc>
@@ -737,9 +756,7 @@
             <w:tcW w:type="dxa" w:w="1080"/>
           </w:tcPr>
           <w:p>
-            <w:r>
-              <w:t>Practice Test 01 and Practice Test 02 take-home review; Exam 01 next meeting</w:t>
-            </w:r>
+            <w:r/>
           </w:p>
         </w:tc>
       </w:tr>
@@ -790,7 +807,7 @@
           </w:tcPr>
           <w:p>
             <w:r>
-              <w:t>Exam 01 (Modules 1–6)</w:t>
+              <w:t>Module 5: Membranes</w:t>
             </w:r>
           </w:p>
         </w:tc>
@@ -800,7 +817,7 @@
           </w:tcPr>
           <w:p>
             <w:r>
-              <w:t>—</w:t>
+              <w:t>Lab 6: Metabolism</w:t>
             </w:r>
           </w:p>
         </w:tc>
@@ -810,7 +827,7 @@
           </w:tcPr>
           <w:p>
             <w:r>
-              <w:t>Chs. 1–8</w:t>
+              <w:t>Ch. 5</w:t>
             </w:r>
           </w:p>
         </w:tc>
@@ -819,9 +836,7 @@
             <w:tcW w:type="dxa" w:w="1080"/>
           </w:tcPr>
           <w:p>
-            <w:r>
-              <w:t>Exam</w:t>
-            </w:r>
+            <w:r/>
           </w:p>
         </w:tc>
       </w:tr>
@@ -872,7 +887,7 @@
           </w:tcPr>
           <w:p>
             <w:r>
-              <w:t>Module 7: Molecular Genetics</w:t>
+              <w:t>Module 6: Metabolism</w:t>
             </w:r>
           </w:p>
         </w:tc>
@@ -882,7 +897,7 @@
           </w:tcPr>
           <w:p>
             <w:r>
-              <w:t>Lab 8: Cellular Genetics (Mitosis &amp; Meiosis)</w:t>
+              <w:t>Lab 7: Molecular Genetics</w:t>
             </w:r>
           </w:p>
         </w:tc>
@@ -892,7 +907,7 @@
           </w:tcPr>
           <w:p>
             <w:r>
-              <w:t>Ch. 12</w:t>
+              <w:t>Chs. 6–8</w:t>
             </w:r>
           </w:p>
         </w:tc>
@@ -901,7 +916,9 @@
             <w:tcW w:type="dxa" w:w="1080"/>
           </w:tcPr>
           <w:p>
-            <w:r/>
+            <w:r>
+              <w:t>Practice Test 01 and Practice Test 02 take-home review; Exam 01 next meeting</w:t>
+            </w:r>
           </w:p>
         </w:tc>
       </w:tr>
@@ -952,7 +969,7 @@
           </w:tcPr>
           <w:p>
             <w:r>
-              <w:t>Module 8: Cellular Genetics</w:t>
+              <w:t>Exam 01 (Modules 1–6)</w:t>
             </w:r>
           </w:p>
         </w:tc>
@@ -962,7 +979,7 @@
           </w:tcPr>
           <w:p>
             <w:r>
-              <w:t>Lab 9: Inheritance Genetics</w:t>
+              <w:t>—</w:t>
             </w:r>
           </w:p>
         </w:tc>
@@ -972,7 +989,7 @@
           </w:tcPr>
           <w:p>
             <w:r>
-              <w:t>Chs. 9–10</w:t>
+              <w:t>Chs. 1–8</w:t>
             </w:r>
           </w:p>
         </w:tc>
@@ -981,7 +998,9 @@
             <w:tcW w:type="dxa" w:w="1080"/>
           </w:tcPr>
           <w:p>
-            <w:r/>
+            <w:r>
+              <w:t>Exam</w:t>
+            </w:r>
           </w:p>
         </w:tc>
       </w:tr>
@@ -1032,7 +1051,7 @@
           </w:tcPr>
           <w:p>
             <w:r>
-              <w:t>Module 9: Inheritance Genetics</w:t>
+              <w:t>Module 7: Molecular Genetics</w:t>
             </w:r>
           </w:p>
         </w:tc>
@@ -1042,7 +1061,7 @@
           </w:tcPr>
           <w:p>
             <w:r>
-              <w:t>Lab 10: Epigenetics</w:t>
+              <w:t>Lab 8: Cellular Genetics (Mitosis &amp; Meiosis)</w:t>
             </w:r>
           </w:p>
         </w:tc>
@@ -1052,7 +1071,7 @@
           </w:tcPr>
           <w:p>
             <w:r>
-              <w:t>Ch. 11</w:t>
+              <w:t>Ch. 12</w:t>
             </w:r>
           </w:p>
         </w:tc>
@@ -1112,7 +1131,7 @@
           </w:tcPr>
           <w:p>
             <w:r>
-              <w:t>Module 10: Epigenetics</w:t>
+              <w:t>Module 8: Cellular Genetics</w:t>
             </w:r>
           </w:p>
         </w:tc>
@@ -1122,7 +1141,7 @@
           </w:tcPr>
           <w:p>
             <w:r>
-              <w:t>Lab 11: Genomics &amp; Biotechnology</w:t>
+              <w:t>Lab 9: Inheritance Genetics</w:t>
             </w:r>
           </w:p>
         </w:tc>
@@ -1132,7 +1151,7 @@
           </w:tcPr>
           <w:p>
             <w:r>
-              <w:t>Ch. 13</w:t>
+              <w:t>Chs. 9–10</w:t>
             </w:r>
           </w:p>
         </w:tc>
@@ -1192,7 +1211,7 @@
           </w:tcPr>
           <w:p>
             <w:r>
-              <w:t>Module 11: Genomics &amp; Biotechnology</w:t>
+              <w:t>Module 9: Inheritance Genetics</w:t>
             </w:r>
           </w:p>
         </w:tc>
@@ -1202,7 +1221,7 @@
           </w:tcPr>
           <w:p>
             <w:r>
-              <w:t>Lab 12: Darwin &amp; Evolution</w:t>
+              <w:t>Lab 10: Epigenetics</w:t>
             </w:r>
           </w:p>
         </w:tc>
@@ -1212,7 +1231,7 @@
           </w:tcPr>
           <w:p>
             <w:r>
-              <w:t>Ch. 14</w:t>
+              <w:t>Ch. 11</w:t>
             </w:r>
           </w:p>
         </w:tc>
@@ -1272,7 +1291,7 @@
           </w:tcPr>
           <w:p>
             <w:r>
-              <w:t>Practice Test 02; Exam 02 review</w:t>
+              <w:t>Module 10: Epigenetics</w:t>
             </w:r>
           </w:p>
         </w:tc>
@@ -1282,7 +1301,7 @@
           </w:tcPr>
           <w:p>
             <w:r>
-              <w:t>—</w:t>
+              <w:t>Lab 11: Genomics &amp; Biotechnology</w:t>
             </w:r>
           </w:p>
         </w:tc>
@@ -1292,7 +1311,7 @@
           </w:tcPr>
           <w:p>
             <w:r>
-              <w:t>Chs. 9–14</w:t>
+              <w:t>Ch. 13</w:t>
             </w:r>
           </w:p>
         </w:tc>
@@ -1301,9 +1320,7 @@
             <w:tcW w:type="dxa" w:w="1080"/>
           </w:tcPr>
           <w:p>
-            <w:r>
-              <w:t>Practice Test 02 covers Modules 7–11</w:t>
-            </w:r>
+            <w:r/>
           </w:p>
         </w:tc>
       </w:tr>
@@ -1354,7 +1371,7 @@
           </w:tcPr>
           <w:p>
             <w:r>
-              <w:t>Exam 02 (Modules 7–11)</w:t>
+              <w:t>Module 11: Genomics &amp; Biotechnology</w:t>
             </w:r>
           </w:p>
         </w:tc>
@@ -1364,7 +1381,7 @@
           </w:tcPr>
           <w:p>
             <w:r>
-              <w:t>—</w:t>
+              <w:t>Lab 12: Darwin &amp; Evolution</w:t>
             </w:r>
           </w:p>
         </w:tc>
@@ -1374,7 +1391,7 @@
           </w:tcPr>
           <w:p>
             <w:r>
-              <w:t>Chs. 9–14</w:t>
+              <w:t>Ch. 14</w:t>
             </w:r>
           </w:p>
         </w:tc>
@@ -1383,9 +1400,7 @@
             <w:tcW w:type="dxa" w:w="1080"/>
           </w:tcPr>
           <w:p>
-            <w:r>
-              <w:t>Exam</w:t>
-            </w:r>
+            <w:r/>
           </w:p>
         </w:tc>
       </w:tr>
@@ -1436,7 +1451,7 @@
           </w:tcPr>
           <w:p>
             <w:r>
-              <w:t>Module 12: Darwin and Evolution</w:t>
+              <w:t>Practice Test 02; Exam 02 review</w:t>
             </w:r>
           </w:p>
         </w:tc>
@@ -1446,7 +1461,7 @@
           </w:tcPr>
           <w:p>
             <w:r>
-              <w:t>Lab 13: How Populations Evolve</w:t>
+              <w:t>—</w:t>
             </w:r>
           </w:p>
         </w:tc>
@@ -1456,7 +1471,7 @@
           </w:tcPr>
           <w:p>
             <w:r>
-              <w:t>Ch. 15</w:t>
+              <w:t>Chs. 9–14</w:t>
             </w:r>
           </w:p>
         </w:tc>
@@ -1466,7 +1481,7 @@
           </w:tcPr>
           <w:p>
             <w:r>
-              <w:t>Start of evolution/ecology unit</w:t>
+              <w:t>Practice Test 02 covers Modules 7–11</w:t>
             </w:r>
           </w:p>
         </w:tc>
@@ -1518,7 +1533,7 @@
           </w:tcPr>
           <w:p>
             <w:r>
-              <w:t>Module 13: How Populations Evolve</w:t>
+              <w:t>Exam 02 (Modules 7–11)</w:t>
             </w:r>
           </w:p>
         </w:tc>
@@ -1528,7 +1543,7 @@
           </w:tcPr>
           <w:p>
             <w:r>
-              <w:t>Lab 14: Macroevolution</w:t>
+              <w:t>—</w:t>
             </w:r>
           </w:p>
         </w:tc>
@@ -1538,7 +1553,7 @@
           </w:tcPr>
           <w:p>
             <w:r>
-              <w:t>Ch. 16</w:t>
+              <w:t>Chs. 9–14</w:t>
             </w:r>
           </w:p>
         </w:tc>
@@ -1547,7 +1562,9 @@
             <w:tcW w:type="dxa" w:w="1080"/>
           </w:tcPr>
           <w:p>
-            <w:r/>
+            <w:r>
+              <w:t>Exam</w:t>
+            </w:r>
           </w:p>
         </w:tc>
       </w:tr>
@@ -1598,7 +1615,7 @@
           </w:tcPr>
           <w:p>
             <w:r>
-              <w:t>Module 14: Macroevolution</w:t>
+              <w:t>Module 12: Darwin and Evolution</w:t>
             </w:r>
           </w:p>
         </w:tc>
@@ -1608,7 +1625,7 @@
           </w:tcPr>
           <w:p>
             <w:r>
-              <w:t>Lab 15: Population and Systems Ecology</w:t>
+              <w:t>Lab 13: How Populations Evolve</w:t>
             </w:r>
           </w:p>
         </w:tc>
@@ -1618,7 +1635,7 @@
           </w:tcPr>
           <w:p>
             <w:r>
-              <w:t>Chs. 17, 19</w:t>
+              <w:t>Ch. 15</w:t>
             </w:r>
           </w:p>
         </w:tc>
@@ -1627,7 +1644,9 @@
             <w:tcW w:type="dxa" w:w="1080"/>
           </w:tcPr>
           <w:p>
-            <w:r/>
+            <w:r>
+              <w:t>Start of evolution/ecology unit</w:t>
+            </w:r>
           </w:p>
         </w:tc>
       </w:tr>
@@ -1678,7 +1697,7 @@
           </w:tcPr>
           <w:p>
             <w:r>
-              <w:t>Module 15: Population and Systems Ecology</w:t>
+              <w:t>Module 13: How Populations Evolve</w:t>
             </w:r>
           </w:p>
         </w:tc>
@@ -1688,7 +1707,7 @@
           </w:tcPr>
           <w:p>
             <w:r>
-              <w:t>Lab 16: Capstone Systems Synthesis</w:t>
+              <w:t>Lab 14: Macroevolution</w:t>
             </w:r>
           </w:p>
         </w:tc>
@@ -1698,7 +1717,7 @@
           </w:tcPr>
           <w:p>
             <w:r>
-              <w:t>Chs. 44–45</w:t>
+              <w:t>Ch. 16</w:t>
             </w:r>
           </w:p>
         </w:tc>
@@ -1758,7 +1777,7 @@
           </w:tcPr>
           <w:p>
             <w:r>
-              <w:t>Module 16: Capstone Systems Synthesis</w:t>
+              <w:t>Module 14: Macroevolution</w:t>
             </w:r>
           </w:p>
         </w:tc>
@@ -1768,7 +1787,7 @@
           </w:tcPr>
           <w:p>
             <w:r>
-              <w:t>Lab 17 (TBD)</w:t>
+              <w:t>Lab 15: Population and Systems Ecology</w:t>
             </w:r>
           </w:p>
         </w:tc>
@@ -1778,7 +1797,7 @@
           </w:tcPr>
           <w:p>
             <w:r>
-              <w:t>Cumulative Chs. 1–17, 44–45</w:t>
+              <w:t>Chs. 17, 19</w:t>
             </w:r>
           </w:p>
         </w:tc>
@@ -1787,9 +1806,7 @@
             <w:tcW w:type="dxa" w:w="1080"/>
           </w:tcPr>
           <w:p>
-            <w:r>
-              <w:t>Integrative capstone; see Lab 17 planning record</w:t>
-            </w:r>
+            <w:r/>
           </w:p>
         </w:tc>
       </w:tr>
@@ -1840,7 +1857,7 @@
           </w:tcPr>
           <w:p>
             <w:r>
-              <w:t>Practice Test 03; Exam 03 review</w:t>
+              <w:t>Module 15: Population and Systems Ecology</w:t>
             </w:r>
           </w:p>
         </w:tc>
@@ -1850,7 +1867,7 @@
           </w:tcPr>
           <w:p>
             <w:r>
-              <w:t>—</w:t>
+              <w:t>Lab 16: Capstone Systems Synthesis</w:t>
             </w:r>
           </w:p>
         </w:tc>
@@ -1860,7 +1877,7 @@
           </w:tcPr>
           <w:p>
             <w:r>
-              <w:t>Chs. 15–17, 19, 44–45</w:t>
+              <w:t>Chs. 44–45</w:t>
             </w:r>
           </w:p>
         </w:tc>
@@ -1869,9 +1886,7 @@
             <w:tcW w:type="dxa" w:w="1080"/>
           </w:tcPr>
           <w:p>
-            <w:r>
-              <w:t>Practice Test 03 covers Modules 12–16</w:t>
-            </w:r>
+            <w:r/>
           </w:p>
         </w:tc>
       </w:tr>
@@ -1922,7 +1937,7 @@
           </w:tcPr>
           <w:p>
             <w:r>
-              <w:t>Exam 03 (Modules 12–16)</w:t>
+              <w:t>Module 16: Capstone Systems Synthesis</w:t>
             </w:r>
           </w:p>
         </w:tc>
@@ -1932,7 +1947,7 @@
           </w:tcPr>
           <w:p>
             <w:r>
-              <w:t>—</w:t>
+              <w:t>Lab 17 (TBD)</w:t>
             </w:r>
           </w:p>
         </w:tc>
@@ -1942,7 +1957,7 @@
           </w:tcPr>
           <w:p>
             <w:r>
-              <w:t>Chs. 15–17, 19, 44–45</w:t>
+              <w:t>Cumulative Chs. 1–17, 44–45</w:t>
             </w:r>
           </w:p>
         </w:tc>
@@ -1952,7 +1967,7 @@
           </w:tcPr>
           <w:p>
             <w:r>
-              <w:t>Exam</w:t>
+              <w:t>Integrative capstone; see Lab 17 planning record</w:t>
             </w:r>
           </w:p>
         </w:tc>
@@ -2004,7 +2019,7 @@
           </w:tcPr>
           <w:p>
             <w:r>
-              <w:t>Comprehensive final preparation</w:t>
+              <w:t>Practice Test 03; Exam 03 review</w:t>
             </w:r>
           </w:p>
         </w:tc>
@@ -2014,7 +2029,7 @@
           </w:tcPr>
           <w:p>
             <w:r>
-              <w:t>Lab 18 (TBD)</w:t>
+              <w:t>—</w:t>
             </w:r>
           </w:p>
         </w:tc>
@@ -2024,7 +2039,7 @@
           </w:tcPr>
           <w:p>
             <w:r>
-              <w:t>Cumulative Chs. 1–17, 44–45</w:t>
+              <w:t>Chs. 15–17, 19, 44–45</w:t>
             </w:r>
           </w:p>
         </w:tc>
@@ -2034,7 +2049,7 @@
           </w:tcPr>
           <w:p>
             <w:r>
-              <w:t>Review and make-up work; see Lab 18 planning record</w:t>
+              <w:t>Practice Test 03 covers Modules 12–16</w:t>
             </w:r>
           </w:p>
         </w:tc>
@@ -2086,7 +2101,7 @@
           </w:tcPr>
           <w:p>
             <w:r>
-              <w:t>Comprehensive final preparation</w:t>
+              <w:t>Exam 03 (Modules 12–16)</w:t>
             </w:r>
           </w:p>
         </w:tc>
@@ -2096,7 +2111,7 @@
           </w:tcPr>
           <w:p>
             <w:r>
-              <w:t>Lab 19 (TBD)</w:t>
+              <w:t>—</w:t>
             </w:r>
           </w:p>
         </w:tc>
@@ -2106,7 +2121,7 @@
           </w:tcPr>
           <w:p>
             <w:r>
-              <w:t>Cumulative Chs. 1–17, 44–45</w:t>
+              <w:t>Chs. 15–17, 19, 44–45</w:t>
             </w:r>
           </w:p>
         </w:tc>
@@ -2116,7 +2131,7 @@
           </w:tcPr>
           <w:p>
             <w:r>
-              <w:t>Review and make-up work; see Lab 19 planning record</w:t>
+              <w:t>Exam</w:t>
             </w:r>
           </w:p>
         </w:tc>
@@ -2838,6 +2853,20 @@
       </w:r>
       <w:r>
         <w:t>: D Yard Education room</w:t>
+      </w:r>
+    </w:p>
+    <w:p>
+      <w:r>
+        <w:t xml:space="preserve">• </w:t>
+      </w:r>
+      <w:r>
+        <w:rPr>
+          <w:b/>
+        </w:rPr>
+        <w:t>Campus closure, no class</w:t>
+      </w:r>
+      <w:r>
+        <w:t>: September 8 and 10, 2026 (course shifted one week later)</w:t>
       </w:r>
     </w:p>
     <w:p>
@@ -2922,7 +2951,9 @@
       <w:r>
         <w:t>These institutional dates are recorded for planning context; they do not add</w:t>
         <w:br/>
-        <w:t>section cancellations beyond the two fall-break dates above:</w:t>
+        <w:t>section cancellations beyond the September 8-10 closure and the two</w:t>
+        <w:br/>
+        <w:t>fall-break dates above:</w:t>
       </w:r>
     </w:p>
     <w:p>
@@ -3028,7 +3059,7 @@
         <w:t>Exam 01</w:t>
       </w:r>
       <w:r>
-        <w:t>: September 22, 2026 - Modules 1-6</w:t>
+        <w:t>: September 29, 2026 - Modules 1-6</w:t>
       </w:r>
     </w:p>
     <w:p>
@@ -3042,7 +3073,7 @@
         <w:t>Exam 02</w:t>
       </w:r>
       <w:r>
-        <w:t>: October 15, 2026 - Modules 7-11</w:t>
+        <w:t>: October 22, 2026 - Modules 7-11</w:t>
       </w:r>
     </w:p>
     <w:p>
@@ -3056,7 +3087,7 @@
         <w:t>Exam 03</w:t>
       </w:r>
       <w:r>
-        <w:t>: November 10, 2026 - Modules 12-16</w:t>
+        <w:t>: November 17, 2026 - Modules 12-16</w:t>
       </w:r>
     </w:p>
     <w:p>

--- a/course/Schedule.docx
+++ b/course/Schedule.docx
@@ -817,7 +817,7 @@
           </w:tcPr>
           <w:p>
             <w:r>
-              <w:t>Lab 6: Metabolism</w:t>
+              <w:t>Lab 6: Membranes</w:t>
             </w:r>
           </w:p>
         </w:tc>
@@ -897,7 +897,7 @@
           </w:tcPr>
           <w:p>
             <w:r>
-              <w:t>Lab 7: Molecular Genetics</w:t>
+              <w:t>Lab 7: Metabolism</w:t>
             </w:r>
           </w:p>
         </w:tc>
@@ -1061,7 +1061,7 @@
           </w:tcPr>
           <w:p>
             <w:r>
-              <w:t>Lab 8: Cellular Genetics (Mitosis &amp; Meiosis)</w:t>
+              <w:t>Lab 8: Molecular Genetics</w:t>
             </w:r>
           </w:p>
         </w:tc>
@@ -1141,7 +1141,7 @@
           </w:tcPr>
           <w:p>
             <w:r>
-              <w:t>Lab 9: Inheritance Genetics</w:t>
+              <w:t>Lab 9: Cellular Genetics (Mitosis &amp; Meiosis)</w:t>
             </w:r>
           </w:p>
         </w:tc>
@@ -1221,7 +1221,7 @@
           </w:tcPr>
           <w:p>
             <w:r>
-              <w:t>Lab 10: Epigenetics</w:t>
+              <w:t>Lab 10: Inheritance Genetics</w:t>
             </w:r>
           </w:p>
         </w:tc>
@@ -1301,7 +1301,7 @@
           </w:tcPr>
           <w:p>
             <w:r>
-              <w:t>Lab 11: Genomics &amp; Biotechnology</w:t>
+              <w:t>Lab 11: Epigenetics</w:t>
             </w:r>
           </w:p>
         </w:tc>
@@ -1381,7 +1381,7 @@
           </w:tcPr>
           <w:p>
             <w:r>
-              <w:t>Lab 12: Darwin &amp; Evolution</w:t>
+              <w:t>Lab 12: Genomics &amp; Biotechnology</w:t>
             </w:r>
           </w:p>
         </w:tc>
@@ -1625,7 +1625,7 @@
           </w:tcPr>
           <w:p>
             <w:r>
-              <w:t>Lab 13: How Populations Evolve</w:t>
+              <w:t>Lab 13: Darwin and Evolution</w:t>
             </w:r>
           </w:p>
         </w:tc>
@@ -1707,7 +1707,7 @@
           </w:tcPr>
           <w:p>
             <w:r>
-              <w:t>Lab 14: Macroevolution</w:t>
+              <w:t>Lab 14: How Populations Evolve</w:t>
             </w:r>
           </w:p>
         </w:tc>
@@ -1787,7 +1787,7 @@
           </w:tcPr>
           <w:p>
             <w:r>
-              <w:t>Lab 15: Population and Systems Ecology</w:t>
+              <w:t>Lab 15: Macroevolution</w:t>
             </w:r>
           </w:p>
         </w:tc>
@@ -1867,7 +1867,7 @@
           </w:tcPr>
           <w:p>
             <w:r>
-              <w:t>Lab 16: Capstone Systems Synthesis</w:t>
+              <w:t>Lab 16: Population and Systems Ecology</w:t>
             </w:r>
           </w:p>
         </w:tc>
@@ -1947,7 +1947,7 @@
           </w:tcPr>
           <w:p>
             <w:r>
-              <w:t>Lab 17 (TBD)</w:t>
+              <w:t>Lab 17: Capstone Systems Synthesis</w:t>
             </w:r>
           </w:p>
         </w:tc>
@@ -1967,7 +1967,7 @@
           </w:tcPr>
           <w:p>
             <w:r>
-              <w:t>Integrative capstone; see Lab 17 planning record</w:t>
+              <w:t>Integrative capstone</w:t>
             </w:r>
           </w:p>
         </w:tc>

--- a/course/Schedule.docx
+++ b/course/Schedule.docx
@@ -2800,6 +2800,9 @@
       </w:r>
     </w:p>
     <w:p>
+      <w:pPr>
+        <w:keepLines/>
+      </w:pPr>
       <w:r>
         <w:t xml:space="preserve">• </w:t>
       </w:r>
@@ -2814,6 +2817,9 @@
       </w:r>
     </w:p>
     <w:p>
+      <w:pPr>
+        <w:keepLines/>
+      </w:pPr>
       <w:r>
         <w:t xml:space="preserve">• </w:t>
       </w:r>
@@ -2828,6 +2834,9 @@
       </w:r>
     </w:p>
     <w:p>
+      <w:pPr>
+        <w:keepLines/>
+      </w:pPr>
       <w:r>
         <w:t xml:space="preserve">• </w:t>
       </w:r>
@@ -2842,6 +2851,9 @@
       </w:r>
     </w:p>
     <w:p>
+      <w:pPr>
+        <w:keepLines/>
+      </w:pPr>
       <w:r>
         <w:t xml:space="preserve">• </w:t>
       </w:r>
@@ -2856,6 +2868,9 @@
       </w:r>
     </w:p>
     <w:p>
+      <w:pPr>
+        <w:keepLines/>
+      </w:pPr>
       <w:r>
         <w:t xml:space="preserve">• </w:t>
       </w:r>
@@ -2870,6 +2885,9 @@
       </w:r>
     </w:p>
     <w:p>
+      <w:pPr>
+        <w:keepLines/>
+      </w:pPr>
       <w:r>
         <w:t xml:space="preserve">• </w:t>
       </w:r>
@@ -2884,6 +2902,9 @@
       </w:r>
     </w:p>
     <w:p>
+      <w:pPr>
+        <w:keepLines/>
+      </w:pPr>
       <w:r>
         <w:t xml:space="preserve">• </w:t>
       </w:r>
@@ -2898,6 +2919,9 @@
       </w:r>
     </w:p>
     <w:p>
+      <w:pPr>
+        <w:keepLines/>
+      </w:pPr>
       <w:r>
         <w:t xml:space="preserve">• </w:t>
       </w:r>
@@ -2912,6 +2936,9 @@
       </w:r>
     </w:p>
     <w:p>
+      <w:pPr>
+        <w:keepLines/>
+      </w:pPr>
       <w:r>
         <w:t xml:space="preserve">• </w:t>
       </w:r>
@@ -2926,6 +2953,9 @@
       </w:r>
     </w:p>
     <w:p>
+      <w:pPr>
+        <w:keepLines/>
+      </w:pPr>
       <w:r>
         <w:t xml:space="preserve">• </w:t>
       </w:r>
@@ -2957,6 +2987,9 @@
       </w:r>
     </w:p>
     <w:p>
+      <w:pPr>
+        <w:keepLines/>
+      </w:pPr>
       <w:r>
         <w:t xml:space="preserve">• </w:t>
       </w:r>
@@ -2971,6 +3004,9 @@
       </w:r>
     </w:p>
     <w:p>
+      <w:pPr>
+        <w:keepLines/>
+      </w:pPr>
       <w:r>
         <w:t xml:space="preserve">• </w:t>
       </w:r>
@@ -2985,6 +3021,9 @@
       </w:r>
     </w:p>
     <w:p>
+      <w:pPr>
+        <w:keepLines/>
+      </w:pPr>
       <w:r>
         <w:t xml:space="preserve">• </w:t>
       </w:r>
@@ -2999,6 +3038,9 @@
       </w:r>
     </w:p>
     <w:p>
+      <w:pPr>
+        <w:keepLines/>
+      </w:pPr>
       <w:r>
         <w:t xml:space="preserve">• </w:t>
       </w:r>
@@ -3013,6 +3055,9 @@
       </w:r>
     </w:p>
     <w:p>
+      <w:pPr>
+        <w:keepLines/>
+      </w:pPr>
       <w:r>
         <w:t xml:space="preserve">• </w:t>
       </w:r>
@@ -3027,6 +3072,9 @@
       </w:r>
     </w:p>
     <w:p>
+      <w:pPr>
+        <w:keepLines/>
+      </w:pPr>
       <w:r>
         <w:t xml:space="preserve">• </w:t>
       </w:r>
@@ -3049,6 +3097,9 @@
       </w:r>
     </w:p>
     <w:p>
+      <w:pPr>
+        <w:keepLines/>
+      </w:pPr>
       <w:r>
         <w:t xml:space="preserve">• </w:t>
       </w:r>
@@ -3063,6 +3114,9 @@
       </w:r>
     </w:p>
     <w:p>
+      <w:pPr>
+        <w:keepLines/>
+      </w:pPr>
       <w:r>
         <w:t xml:space="preserve">• </w:t>
       </w:r>
@@ -3077,6 +3131,9 @@
       </w:r>
     </w:p>
     <w:p>
+      <w:pPr>
+        <w:keepLines/>
+      </w:pPr>
       <w:r>
         <w:t xml:space="preserve">• </w:t>
       </w:r>
@@ -3091,6 +3148,9 @@
       </w:r>
     </w:p>
     <w:p>
+      <w:pPr>
+        <w:keepLines/>
+      </w:pPr>
       <w:r>
         <w:t xml:space="preserve">• </w:t>
       </w:r>
@@ -3105,6 +3165,9 @@
       </w:r>
     </w:p>
     <w:p>
+      <w:pPr>
+        <w:keepLines/>
+      </w:pPr>
       <w:r>
         <w:t xml:space="preserve">• </w:t>
       </w:r>
@@ -4006,7 +4069,7 @@
       <w:rFonts w:asciiTheme="majorHAnsi" w:eastAsiaTheme="majorEastAsia" w:hAnsiTheme="majorHAnsi" w:cstheme="majorBidi"/>
       <w:b/>
       <w:bCs/>
-      <w:color w:val="365F91" w:themeColor="accent1" w:themeShade="BF"/>
+      <w:color w:val="000000"/>
       <w:sz w:val="28"/>
       <w:szCs w:val="28"/>
     </w:rPr>
@@ -4030,7 +4093,7 @@
       <w:rFonts w:asciiTheme="majorHAnsi" w:eastAsiaTheme="majorEastAsia" w:hAnsiTheme="majorHAnsi" w:cstheme="majorBidi"/>
       <w:b/>
       <w:bCs/>
-      <w:color w:val="4F81BD" w:themeColor="accent1"/>
+      <w:color w:val="000000"/>
       <w:sz w:val="26"/>
       <w:szCs w:val="26"/>
     </w:rPr>
@@ -4054,7 +4117,7 @@
       <w:rFonts w:asciiTheme="majorHAnsi" w:eastAsiaTheme="majorEastAsia" w:hAnsiTheme="majorHAnsi" w:cstheme="majorBidi"/>
       <w:b/>
       <w:bCs/>
-      <w:color w:val="4F81BD" w:themeColor="accent1"/>
+      <w:color w:val="000000"/>
     </w:rPr>
   </w:style>
   <w:style w:type="paragraph" w:styleId="Heading4">
@@ -4079,7 +4142,7 @@
       <w:bCs/>
       <w:i/>
       <w:iCs/>
-      <w:color w:val="4F81BD" w:themeColor="accent1"/>
+      <w:color w:val="000000"/>
     </w:rPr>
   </w:style>
   <w:style w:type="paragraph" w:styleId="Heading5">
@@ -4100,7 +4163,7 @@
     </w:pPr>
     <w:rPr>
       <w:rFonts w:asciiTheme="majorHAnsi" w:eastAsiaTheme="majorEastAsia" w:hAnsiTheme="majorHAnsi" w:cstheme="majorBidi"/>
-      <w:color w:val="243F60" w:themeColor="accent1" w:themeShade="7F"/>
+      <w:color w:val="000000"/>
     </w:rPr>
   </w:style>
   <w:style w:type="paragraph" w:styleId="Heading6">
@@ -4123,7 +4186,7 @@
       <w:rFonts w:asciiTheme="majorHAnsi" w:eastAsiaTheme="majorEastAsia" w:hAnsiTheme="majorHAnsi" w:cstheme="majorBidi"/>
       <w:i/>
       <w:iCs/>
-      <w:color w:val="243F60" w:themeColor="accent1" w:themeShade="7F"/>
+      <w:color w:val="000000"/>
     </w:rPr>
   </w:style>
   <w:style w:type="paragraph" w:styleId="Heading7">
@@ -4293,7 +4356,7 @@
     </w:pPr>
     <w:rPr>
       <w:rFonts w:asciiTheme="majorHAnsi" w:eastAsiaTheme="majorEastAsia" w:hAnsiTheme="majorHAnsi" w:cstheme="majorBidi"/>
-      <w:color w:val="17365D" w:themeColor="text2" w:themeShade="BF"/>
+      <w:color w:val="000000"/>
       <w:spacing w:val="5"/>
       <w:kern w:val="28"/>
       <w:sz w:val="52"/>
@@ -4332,7 +4395,7 @@
       <w:rFonts w:asciiTheme="majorHAnsi" w:eastAsiaTheme="majorEastAsia" w:hAnsiTheme="majorHAnsi" w:cstheme="majorBidi"/>
       <w:i/>
       <w:iCs/>
-      <w:color w:val="4F81BD" w:themeColor="accent1"/>
+      <w:color w:val="000000"/>
       <w:spacing w:val="15"/>
       <w:sz w:val="24"/>
       <w:szCs w:val="24"/>
